--- a/Air_Quality_Project_Report.docx
+++ b/Air_Quality_Project_Report.docx
@@ -4510,12 +4510,6 @@
         <w:gridCol w:w="2217"/>
       </w:tblGrid>
       <w:tr>
-        <w:tblPrEx>
-          <w:tblCellMar>
-            <w:top w:w="0" w:type="dxa"/>
-            <w:bottom w:w="0" w:type="dxa"/>
-          </w:tblCellMar>
-        </w:tblPrEx>
         <w:tc>
           <w:tcPr>
             <w:tcW w:w="0" w:type="auto"/>
@@ -4960,11 +4954,9 @@
       <w:r>
         <w:t xml:space="preserve">Deliver meaningful </w:t>
       </w:r>
-      <w:proofErr w:type="spellStart"/>
-      <w:r>
-        <w:t>visualisations</w:t>
-      </w:r>
-      <w:proofErr w:type="spellEnd"/>
+      <w:r>
+        <w:t>visualizations</w:t>
+      </w:r>
       <w:r>
         <w:t xml:space="preserve"> that communicate data patterns and model outcomes clearly.</w:t>
       </w:r>
@@ -5044,12 +5036,6 @@
         <w:gridCol w:w="9360"/>
       </w:tblGrid>
       <w:tr>
-        <w:tblPrEx>
-          <w:tblCellMar>
-            <w:top w:w="0" w:type="dxa"/>
-            <w:bottom w:w="0" w:type="dxa"/>
-          </w:tblCellMar>
-        </w:tblPrEx>
         <w:tc>
           <w:tcPr>
             <w:tcW w:w="9360" w:type="dxa"/>
@@ -5088,15 +5074,15 @@
               </w:rPr>
               <w:t xml:space="preserve">PM2.5 (particulate matter under 2.5 </w:t>
             </w:r>
-            <w:proofErr w:type="spellStart"/>
             <w:r>
               <w:rPr>
                 <w:sz w:val="21"/>
                 <w:szCs w:val="21"/>
               </w:rPr>
-              <w:t>micrometres</w:t>
-            </w:r>
-            <w:proofErr w:type="spellEnd"/>
+              <w:t>micrometers</w:t>
+            </w:r>
+            <w:bookmarkStart w:id="4" w:name="_GoBack"/>
+            <w:bookmarkEnd w:id="4"/>
             <w:r>
               <w:rPr>
                 <w:sz w:val="21"/>
@@ -5130,11 +5116,11 @@
         <w:shd w:val="clear" w:color="auto" w:fill="1F4E79"/>
         <w:ind w:left="200" w:right="200"/>
       </w:pPr>
-      <w:bookmarkStart w:id="4" w:name="_Toc222348625"/>
+      <w:bookmarkStart w:id="5" w:name="_Toc222348625"/>
       <w:r>
         <w:t>3. Dataset Overview</w:t>
       </w:r>
-      <w:bookmarkEnd w:id="4"/>
+      <w:bookmarkEnd w:id="5"/>
     </w:p>
     <w:p>
       <w:pPr>
@@ -5162,11 +5148,11 @@
           <w:bottom w:val="single" w:sz="2" w:space="0" w:color="2E75B6"/>
         </w:pBdr>
       </w:pPr>
-      <w:bookmarkStart w:id="5" w:name="_Toc222348626"/>
+      <w:bookmarkStart w:id="6" w:name="_Toc222348626"/>
       <w:r>
         <w:t>3.1 Dataset Characteristics</w:t>
       </w:r>
-      <w:bookmarkEnd w:id="5"/>
+      <w:bookmarkEnd w:id="6"/>
     </w:p>
     <w:tbl>
       <w:tblPr>
@@ -5190,12 +5176,6 @@
         <w:gridCol w:w="6160"/>
       </w:tblGrid>
       <w:tr>
-        <w:tblPrEx>
-          <w:tblCellMar>
-            <w:top w:w="0" w:type="dxa"/>
-            <w:bottom w:w="0" w:type="dxa"/>
-          </w:tblCellMar>
-        </w:tblPrEx>
         <w:trPr>
           <w:tblHeader/>
         </w:trPr>
@@ -5267,12 +5247,6 @@
         </w:tc>
       </w:tr>
       <w:tr>
-        <w:tblPrEx>
-          <w:tblCellMar>
-            <w:top w:w="0" w:type="dxa"/>
-            <w:bottom w:w="0" w:type="dxa"/>
-          </w:tblCellMar>
-        </w:tblPrEx>
         <w:tc>
           <w:tcPr>
             <w:tcW w:w="3200" w:type="dxa"/>
@@ -5330,16 +5304,8 @@
             </w:r>
           </w:p>
         </w:tc>
-        <w:bookmarkStart w:id="6" w:name="_GoBack"/>
-        <w:bookmarkEnd w:id="6"/>
       </w:tr>
       <w:tr>
-        <w:tblPrEx>
-          <w:tblCellMar>
-            <w:top w:w="0" w:type="dxa"/>
-            <w:bottom w:w="0" w:type="dxa"/>
-          </w:tblCellMar>
-        </w:tblPrEx>
         <w:tc>
           <w:tcPr>
             <w:tcW w:w="3200" w:type="dxa"/>
@@ -5415,12 +5381,6 @@
         </w:tc>
       </w:tr>
       <w:tr>
-        <w:tblPrEx>
-          <w:tblCellMar>
-            <w:top w:w="0" w:type="dxa"/>
-            <w:bottom w:w="0" w:type="dxa"/>
-          </w:tblCellMar>
-        </w:tblPrEx>
         <w:tc>
           <w:tcPr>
             <w:tcW w:w="3200" w:type="dxa"/>
@@ -5480,12 +5440,6 @@
         </w:tc>
       </w:tr>
       <w:tr>
-        <w:tblPrEx>
-          <w:tblCellMar>
-            <w:top w:w="0" w:type="dxa"/>
-            <w:bottom w:w="0" w:type="dxa"/>
-          </w:tblCellMar>
-        </w:tblPrEx>
         <w:tc>
           <w:tcPr>
             <w:tcW w:w="3200" w:type="dxa"/>
@@ -5545,12 +5499,6 @@
         </w:tc>
       </w:tr>
       <w:tr>
-        <w:tblPrEx>
-          <w:tblCellMar>
-            <w:top w:w="0" w:type="dxa"/>
-            <w:bottom w:w="0" w:type="dxa"/>
-          </w:tblCellMar>
-        </w:tblPrEx>
         <w:tc>
           <w:tcPr>
             <w:tcW w:w="3200" w:type="dxa"/>
@@ -5610,12 +5558,6 @@
         </w:tc>
       </w:tr>
       <w:tr>
-        <w:tblPrEx>
-          <w:tblCellMar>
-            <w:top w:w="0" w:type="dxa"/>
-            <w:bottom w:w="0" w:type="dxa"/>
-          </w:tblCellMar>
-        </w:tblPrEx>
         <w:tc>
           <w:tcPr>
             <w:tcW w:w="3200" w:type="dxa"/>
@@ -5675,12 +5617,6 @@
         </w:tc>
       </w:tr>
       <w:tr>
-        <w:tblPrEx>
-          <w:tblCellMar>
-            <w:top w:w="0" w:type="dxa"/>
-            <w:bottom w:w="0" w:type="dxa"/>
-          </w:tblCellMar>
-        </w:tblPrEx>
         <w:tc>
           <w:tcPr>
             <w:tcW w:w="3200" w:type="dxa"/>
@@ -5740,12 +5676,6 @@
         </w:tc>
       </w:tr>
       <w:tr>
-        <w:tblPrEx>
-          <w:tblCellMar>
-            <w:top w:w="0" w:type="dxa"/>
-            <w:bottom w:w="0" w:type="dxa"/>
-          </w:tblCellMar>
-        </w:tblPrEx>
         <w:tc>
           <w:tcPr>
             <w:tcW w:w="3200" w:type="dxa"/>
@@ -5805,12 +5735,6 @@
         </w:tc>
       </w:tr>
       <w:tr>
-        <w:tblPrEx>
-          <w:tblCellMar>
-            <w:top w:w="0" w:type="dxa"/>
-            <w:bottom w:w="0" w:type="dxa"/>
-          </w:tblCellMar>
-        </w:tblPrEx>
         <w:tc>
           <w:tcPr>
             <w:tcW w:w="3200" w:type="dxa"/>
@@ -5870,12 +5794,6 @@
         </w:tc>
       </w:tr>
       <w:tr>
-        <w:tblPrEx>
-          <w:tblCellMar>
-            <w:top w:w="0" w:type="dxa"/>
-            <w:bottom w:w="0" w:type="dxa"/>
-          </w:tblCellMar>
-        </w:tblPrEx>
         <w:tc>
           <w:tcPr>
             <w:tcW w:w="3200" w:type="dxa"/>
@@ -5978,12 +5896,6 @@
         <w:gridCol w:w="1331"/>
       </w:tblGrid>
       <w:tr>
-        <w:tblPrEx>
-          <w:tblCellMar>
-            <w:top w:w="0" w:type="dxa"/>
-            <w:bottom w:w="0" w:type="dxa"/>
-          </w:tblCellMar>
-        </w:tblPrEx>
         <w:trPr>
           <w:tblHeader/>
         </w:trPr>
@@ -6154,12 +6066,6 @@
         </w:tc>
       </w:tr>
       <w:tr>
-        <w:tblPrEx>
-          <w:tblCellMar>
-            <w:top w:w="0" w:type="dxa"/>
-            <w:bottom w:w="0" w:type="dxa"/>
-          </w:tblCellMar>
-        </w:tblPrEx>
         <w:tc>
           <w:tcPr>
             <w:tcW w:w="1400" w:type="dxa"/>
@@ -6309,12 +6215,6 @@
         </w:tc>
       </w:tr>
       <w:tr>
-        <w:tblPrEx>
-          <w:tblCellMar>
-            <w:top w:w="0" w:type="dxa"/>
-            <w:bottom w:w="0" w:type="dxa"/>
-          </w:tblCellMar>
-        </w:tblPrEx>
         <w:tc>
           <w:tcPr>
             <w:tcW w:w="1400" w:type="dxa"/>
@@ -6464,12 +6364,6 @@
         </w:tc>
       </w:tr>
       <w:tr>
-        <w:tblPrEx>
-          <w:tblCellMar>
-            <w:top w:w="0" w:type="dxa"/>
-            <w:bottom w:w="0" w:type="dxa"/>
-          </w:tblCellMar>
-        </w:tblPrEx>
         <w:tc>
           <w:tcPr>
             <w:tcW w:w="1400" w:type="dxa"/>
@@ -6621,12 +6515,6 @@
         </w:tc>
       </w:tr>
       <w:tr>
-        <w:tblPrEx>
-          <w:tblCellMar>
-            <w:top w:w="0" w:type="dxa"/>
-            <w:bottom w:w="0" w:type="dxa"/>
-          </w:tblCellMar>
-        </w:tblPrEx>
         <w:tc>
           <w:tcPr>
             <w:tcW w:w="1400" w:type="dxa"/>
@@ -6776,12 +6664,6 @@
         </w:tc>
       </w:tr>
       <w:tr>
-        <w:tblPrEx>
-          <w:tblCellMar>
-            <w:top w:w="0" w:type="dxa"/>
-            <w:bottom w:w="0" w:type="dxa"/>
-          </w:tblCellMar>
-        </w:tblPrEx>
         <w:tc>
           <w:tcPr>
             <w:tcW w:w="1400" w:type="dxa"/>
@@ -6931,12 +6813,6 @@
         </w:tc>
       </w:tr>
       <w:tr>
-        <w:tblPrEx>
-          <w:tblCellMar>
-            <w:top w:w="0" w:type="dxa"/>
-            <w:bottom w:w="0" w:type="dxa"/>
-          </w:tblCellMar>
-        </w:tblPrEx>
         <w:tc>
           <w:tcPr>
             <w:tcW w:w="1400" w:type="dxa"/>
@@ -7087,12 +6963,6 @@
         </w:tc>
       </w:tr>
       <w:tr>
-        <w:tblPrEx>
-          <w:tblCellMar>
-            <w:top w:w="0" w:type="dxa"/>
-            <w:bottom w:w="0" w:type="dxa"/>
-          </w:tblCellMar>
-        </w:tblPrEx>
         <w:tc>
           <w:tcPr>
             <w:tcW w:w="1400" w:type="dxa"/>
@@ -7242,12 +7112,6 @@
         </w:tc>
       </w:tr>
       <w:tr>
-        <w:tblPrEx>
-          <w:tblCellMar>
-            <w:top w:w="0" w:type="dxa"/>
-            <w:bottom w:w="0" w:type="dxa"/>
-          </w:tblCellMar>
-        </w:tblPrEx>
         <w:tc>
           <w:tcPr>
             <w:tcW w:w="1400" w:type="dxa"/>
@@ -7397,12 +7261,6 @@
         </w:tc>
       </w:tr>
       <w:tr>
-        <w:tblPrEx>
-          <w:tblCellMar>
-            <w:top w:w="0" w:type="dxa"/>
-            <w:bottom w:w="0" w:type="dxa"/>
-          </w:tblCellMar>
-        </w:tblPrEx>
         <w:tc>
           <w:tcPr>
             <w:tcW w:w="1400" w:type="dxa"/>
@@ -7552,12 +7410,6 @@
         </w:tc>
       </w:tr>
       <w:tr>
-        <w:tblPrEx>
-          <w:tblCellMar>
-            <w:top w:w="0" w:type="dxa"/>
-            <w:bottom w:w="0" w:type="dxa"/>
-          </w:tblCellMar>
-        </w:tblPrEx>
         <w:tc>
           <w:tcPr>
             <w:tcW w:w="1400" w:type="dxa"/>
@@ -7707,12 +7559,6 @@
         </w:tc>
       </w:tr>
       <w:tr>
-        <w:tblPrEx>
-          <w:tblCellMar>
-            <w:top w:w="0" w:type="dxa"/>
-            <w:bottom w:w="0" w:type="dxa"/>
-          </w:tblCellMar>
-        </w:tblPrEx>
         <w:tc>
           <w:tcPr>
             <w:tcW w:w="1400" w:type="dxa"/>
@@ -8333,12 +8179,6 @@
         <w:gridCol w:w="9360"/>
       </w:tblGrid>
       <w:tr>
-        <w:tblPrEx>
-          <w:tblCellMar>
-            <w:top w:w="0" w:type="dxa"/>
-            <w:bottom w:w="0" w:type="dxa"/>
-          </w:tblCellMar>
-        </w:tblPrEx>
         <w:tc>
           <w:tcPr>
             <w:tcW w:w="9360" w:type="dxa"/>
@@ -9156,12 +8996,6 @@
         <w:gridCol w:w="2680"/>
       </w:tblGrid>
       <w:tr>
-        <w:tblPrEx>
-          <w:tblCellMar>
-            <w:top w:w="0" w:type="dxa"/>
-            <w:bottom w:w="0" w:type="dxa"/>
-          </w:tblCellMar>
-        </w:tblPrEx>
         <w:trPr>
           <w:tblHeader/>
         </w:trPr>
@@ -9266,12 +9100,6 @@
         </w:tc>
       </w:tr>
       <w:tr>
-        <w:tblPrEx>
-          <w:tblCellMar>
-            <w:top w:w="0" w:type="dxa"/>
-            <w:bottom w:w="0" w:type="dxa"/>
-          </w:tblCellMar>
-        </w:tblPrEx>
         <w:tc>
           <w:tcPr>
             <w:tcW w:w="4000" w:type="dxa"/>
@@ -9370,12 +9198,6 @@
         </w:tc>
       </w:tr>
       <w:tr>
-        <w:tblPrEx>
-          <w:tblCellMar>
-            <w:top w:w="0" w:type="dxa"/>
-            <w:bottom w:w="0" w:type="dxa"/>
-          </w:tblCellMar>
-        </w:tblPrEx>
         <w:tc>
           <w:tcPr>
             <w:tcW w:w="4000" w:type="dxa"/>
@@ -9465,12 +9287,6 @@
         </w:tc>
       </w:tr>
       <w:tr>
-        <w:tblPrEx>
-          <w:tblCellMar>
-            <w:top w:w="0" w:type="dxa"/>
-            <w:bottom w:w="0" w:type="dxa"/>
-          </w:tblCellMar>
-        </w:tblPrEx>
         <w:tc>
           <w:tcPr>
             <w:tcW w:w="4000" w:type="dxa"/>
@@ -9577,12 +9393,6 @@
         </w:tc>
       </w:tr>
       <w:tr>
-        <w:tblPrEx>
-          <w:tblCellMar>
-            <w:top w:w="0" w:type="dxa"/>
-            <w:bottom w:w="0" w:type="dxa"/>
-          </w:tblCellMar>
-        </w:tblPrEx>
         <w:tc>
           <w:tcPr>
             <w:tcW w:w="4000" w:type="dxa"/>
@@ -9672,12 +9482,6 @@
         </w:tc>
       </w:tr>
       <w:tr>
-        <w:tblPrEx>
-          <w:tblCellMar>
-            <w:top w:w="0" w:type="dxa"/>
-            <w:bottom w:w="0" w:type="dxa"/>
-          </w:tblCellMar>
-        </w:tblPrEx>
         <w:tc>
           <w:tcPr>
             <w:tcW w:w="4000" w:type="dxa"/>
@@ -9867,12 +9671,6 @@
         <w:gridCol w:w="4560"/>
       </w:tblGrid>
       <w:tr>
-        <w:tblPrEx>
-          <w:tblCellMar>
-            <w:top w:w="0" w:type="dxa"/>
-            <w:bottom w:w="0" w:type="dxa"/>
-          </w:tblCellMar>
-        </w:tblPrEx>
         <w:trPr>
           <w:tblHeader/>
         </w:trPr>
@@ -9977,12 +9775,6 @@
         </w:tc>
       </w:tr>
       <w:tr>
-        <w:tblPrEx>
-          <w:tblCellMar>
-            <w:top w:w="0" w:type="dxa"/>
-            <w:bottom w:w="0" w:type="dxa"/>
-          </w:tblCellMar>
-        </w:tblPrEx>
         <w:tc>
           <w:tcPr>
             <w:tcW w:w="2000" w:type="dxa"/>
@@ -10072,12 +9864,6 @@
         </w:tc>
       </w:tr>
       <w:tr>
-        <w:tblPrEx>
-          <w:tblCellMar>
-            <w:top w:w="0" w:type="dxa"/>
-            <w:bottom w:w="0" w:type="dxa"/>
-          </w:tblCellMar>
-        </w:tblPrEx>
         <w:tc>
           <w:tcPr>
             <w:tcW w:w="2000" w:type="dxa"/>
@@ -10167,12 +9953,6 @@
         </w:tc>
       </w:tr>
       <w:tr>
-        <w:tblPrEx>
-          <w:tblCellMar>
-            <w:top w:w="0" w:type="dxa"/>
-            <w:bottom w:w="0" w:type="dxa"/>
-          </w:tblCellMar>
-        </w:tblPrEx>
         <w:tc>
           <w:tcPr>
             <w:tcW w:w="2000" w:type="dxa"/>
@@ -10262,12 +10042,6 @@
         </w:tc>
       </w:tr>
       <w:tr>
-        <w:tblPrEx>
-          <w:tblCellMar>
-            <w:top w:w="0" w:type="dxa"/>
-            <w:bottom w:w="0" w:type="dxa"/>
-          </w:tblCellMar>
-        </w:tblPrEx>
         <w:tc>
           <w:tcPr>
             <w:tcW w:w="2000" w:type="dxa"/>
@@ -10359,12 +10133,6 @@
         </w:tc>
       </w:tr>
       <w:tr>
-        <w:tblPrEx>
-          <w:tblCellMar>
-            <w:top w:w="0" w:type="dxa"/>
-            <w:bottom w:w="0" w:type="dxa"/>
-          </w:tblCellMar>
-        </w:tblPrEx>
         <w:tc>
           <w:tcPr>
             <w:tcW w:w="2000" w:type="dxa"/>
@@ -10456,12 +10224,6 @@
         </w:tc>
       </w:tr>
       <w:tr>
-        <w:tblPrEx>
-          <w:tblCellMar>
-            <w:top w:w="0" w:type="dxa"/>
-            <w:bottom w:w="0" w:type="dxa"/>
-          </w:tblCellMar>
-        </w:tblPrEx>
         <w:tc>
           <w:tcPr>
             <w:tcW w:w="2000" w:type="dxa"/>
@@ -10553,12 +10315,6 @@
         </w:tc>
       </w:tr>
       <w:tr>
-        <w:tblPrEx>
-          <w:tblCellMar>
-            <w:top w:w="0" w:type="dxa"/>
-            <w:bottom w:w="0" w:type="dxa"/>
-          </w:tblCellMar>
-        </w:tblPrEx>
         <w:tc>
           <w:tcPr>
             <w:tcW w:w="2000" w:type="dxa"/>
@@ -10650,12 +10406,6 @@
         </w:tc>
       </w:tr>
       <w:tr>
-        <w:tblPrEx>
-          <w:tblCellMar>
-            <w:top w:w="0" w:type="dxa"/>
-            <w:bottom w:w="0" w:type="dxa"/>
-          </w:tblCellMar>
-        </w:tblPrEx>
         <w:tc>
           <w:tcPr>
             <w:tcW w:w="2000" w:type="dxa"/>
@@ -11190,12 +10940,6 @@
         <w:gridCol w:w="9360"/>
       </w:tblGrid>
       <w:tr>
-        <w:tblPrEx>
-          <w:tblCellMar>
-            <w:top w:w="0" w:type="dxa"/>
-            <w:bottom w:w="0" w:type="dxa"/>
-          </w:tblCellMar>
-        </w:tblPrEx>
         <w:tc>
           <w:tcPr>
             <w:tcW w:w="9360" w:type="dxa"/>
@@ -11673,12 +11417,6 @@
         <w:gridCol w:w="5360"/>
       </w:tblGrid>
       <w:tr>
-        <w:tblPrEx>
-          <w:tblCellMar>
-            <w:top w:w="0" w:type="dxa"/>
-            <w:bottom w:w="0" w:type="dxa"/>
-          </w:tblCellMar>
-        </w:tblPrEx>
         <w:trPr>
           <w:tblHeader/>
         </w:trPr>
@@ -11785,12 +11523,6 @@
         </w:tc>
       </w:tr>
       <w:tr>
-        <w:tblPrEx>
-          <w:tblCellMar>
-            <w:top w:w="0" w:type="dxa"/>
-            <w:bottom w:w="0" w:type="dxa"/>
-          </w:tblCellMar>
-        </w:tblPrEx>
         <w:tc>
           <w:tcPr>
             <w:tcW w:w="2500" w:type="dxa"/>
@@ -11882,12 +11614,6 @@
         </w:tc>
       </w:tr>
       <w:tr>
-        <w:tblPrEx>
-          <w:tblCellMar>
-            <w:top w:w="0" w:type="dxa"/>
-            <w:bottom w:w="0" w:type="dxa"/>
-          </w:tblCellMar>
-        </w:tblPrEx>
         <w:tc>
           <w:tcPr>
             <w:tcW w:w="2500" w:type="dxa"/>
@@ -11979,12 +11705,6 @@
         </w:tc>
       </w:tr>
       <w:tr>
-        <w:tblPrEx>
-          <w:tblCellMar>
-            <w:top w:w="0" w:type="dxa"/>
-            <w:bottom w:w="0" w:type="dxa"/>
-          </w:tblCellMar>
-        </w:tblPrEx>
         <w:tc>
           <w:tcPr>
             <w:tcW w:w="2500" w:type="dxa"/>
@@ -12076,12 +11796,6 @@
         </w:tc>
       </w:tr>
       <w:tr>
-        <w:tblPrEx>
-          <w:tblCellMar>
-            <w:top w:w="0" w:type="dxa"/>
-            <w:bottom w:w="0" w:type="dxa"/>
-          </w:tblCellMar>
-        </w:tblPrEx>
         <w:tc>
           <w:tcPr>
             <w:tcW w:w="2500" w:type="dxa"/>
@@ -12173,12 +11887,6 @@
         </w:tc>
       </w:tr>
       <w:tr>
-        <w:tblPrEx>
-          <w:tblCellMar>
-            <w:top w:w="0" w:type="dxa"/>
-            <w:bottom w:w="0" w:type="dxa"/>
-          </w:tblCellMar>
-        </w:tblPrEx>
         <w:tc>
           <w:tcPr>
             <w:tcW w:w="2500" w:type="dxa"/>
@@ -12270,12 +11978,6 @@
         </w:tc>
       </w:tr>
       <w:tr>
-        <w:tblPrEx>
-          <w:tblCellMar>
-            <w:top w:w="0" w:type="dxa"/>
-            <w:bottom w:w="0" w:type="dxa"/>
-          </w:tblCellMar>
-        </w:tblPrEx>
         <w:tc>
           <w:tcPr>
             <w:tcW w:w="2500" w:type="dxa"/>
@@ -12751,12 +12453,6 @@
         <w:gridCol w:w="2229"/>
       </w:tblGrid>
       <w:tr>
-        <w:tblPrEx>
-          <w:tblCellMar>
-            <w:top w:w="0" w:type="dxa"/>
-            <w:bottom w:w="0" w:type="dxa"/>
-          </w:tblCellMar>
-        </w:tblPrEx>
         <w:trPr>
           <w:tblHeader/>
         </w:trPr>
@@ -12894,12 +12590,6 @@
         </w:tc>
       </w:tr>
       <w:tr>
-        <w:tblPrEx>
-          <w:tblCellMar>
-            <w:top w:w="0" w:type="dxa"/>
-            <w:bottom w:w="0" w:type="dxa"/>
-          </w:tblCellMar>
-        </w:tblPrEx>
         <w:tc>
           <w:tcPr>
             <w:tcW w:w="1400" w:type="dxa"/>
@@ -13035,12 +12725,6 @@
         </w:tc>
       </w:tr>
       <w:tr>
-        <w:tblPrEx>
-          <w:tblCellMar>
-            <w:top w:w="0" w:type="dxa"/>
-            <w:bottom w:w="0" w:type="dxa"/>
-          </w:tblCellMar>
-        </w:tblPrEx>
         <w:tc>
           <w:tcPr>
             <w:tcW w:w="1400" w:type="dxa"/>
@@ -13176,12 +12860,6 @@
         </w:tc>
       </w:tr>
       <w:tr>
-        <w:tblPrEx>
-          <w:tblCellMar>
-            <w:top w:w="0" w:type="dxa"/>
-            <w:bottom w:w="0" w:type="dxa"/>
-          </w:tblCellMar>
-        </w:tblPrEx>
         <w:tc>
           <w:tcPr>
             <w:tcW w:w="1400" w:type="dxa"/>
@@ -13301,12 +12979,6 @@
         </w:tc>
       </w:tr>
       <w:tr>
-        <w:tblPrEx>
-          <w:tblCellMar>
-            <w:top w:w="0" w:type="dxa"/>
-            <w:bottom w:w="0" w:type="dxa"/>
-          </w:tblCellMar>
-        </w:tblPrEx>
         <w:tc>
           <w:tcPr>
             <w:tcW w:w="1400" w:type="dxa"/>
@@ -13442,12 +13114,6 @@
         </w:tc>
       </w:tr>
       <w:tr>
-        <w:tblPrEx>
-          <w:tblCellMar>
-            <w:top w:w="0" w:type="dxa"/>
-            <w:bottom w:w="0" w:type="dxa"/>
-          </w:tblCellMar>
-        </w:tblPrEx>
         <w:tc>
           <w:tcPr>
             <w:tcW w:w="1400" w:type="dxa"/>
@@ -13567,12 +13233,6 @@
         </w:tc>
       </w:tr>
       <w:tr>
-        <w:tblPrEx>
-          <w:tblCellMar>
-            <w:top w:w="0" w:type="dxa"/>
-            <w:bottom w:w="0" w:type="dxa"/>
-          </w:tblCellMar>
-        </w:tblPrEx>
         <w:tc>
           <w:tcPr>
             <w:tcW w:w="1400" w:type="dxa"/>
@@ -13709,12 +13369,6 @@
         </w:tc>
       </w:tr>
       <w:tr>
-        <w:tblPrEx>
-          <w:tblCellMar>
-            <w:top w:w="0" w:type="dxa"/>
-            <w:bottom w:w="0" w:type="dxa"/>
-          </w:tblCellMar>
-        </w:tblPrEx>
         <w:tc>
           <w:tcPr>
             <w:tcW w:w="1400" w:type="dxa"/>
@@ -13834,12 +13488,6 @@
         </w:tc>
       </w:tr>
       <w:tr>
-        <w:tblPrEx>
-          <w:tblCellMar>
-            <w:top w:w="0" w:type="dxa"/>
-            <w:bottom w:w="0" w:type="dxa"/>
-          </w:tblCellMar>
-        </w:tblPrEx>
         <w:tc>
           <w:tcPr>
             <w:tcW w:w="1400" w:type="dxa"/>
@@ -14101,12 +13749,6 @@
         <w:gridCol w:w="4360"/>
       </w:tblGrid>
       <w:tr>
-        <w:tblPrEx>
-          <w:tblCellMar>
-            <w:top w:w="0" w:type="dxa"/>
-            <w:bottom w:w="0" w:type="dxa"/>
-          </w:tblCellMar>
-        </w:tblPrEx>
         <w:trPr>
           <w:tblHeader/>
         </w:trPr>
@@ -14211,12 +13853,6 @@
         </w:tc>
       </w:tr>
       <w:tr>
-        <w:tblPrEx>
-          <w:tblCellMar>
-            <w:top w:w="0" w:type="dxa"/>
-            <w:bottom w:w="0" w:type="dxa"/>
-          </w:tblCellMar>
-        </w:tblPrEx>
         <w:tc>
           <w:tcPr>
             <w:tcW w:w="2200" w:type="dxa"/>
@@ -14306,12 +13942,6 @@
         </w:tc>
       </w:tr>
       <w:tr>
-        <w:tblPrEx>
-          <w:tblCellMar>
-            <w:top w:w="0" w:type="dxa"/>
-            <w:bottom w:w="0" w:type="dxa"/>
-          </w:tblCellMar>
-        </w:tblPrEx>
         <w:tc>
           <w:tcPr>
             <w:tcW w:w="2200" w:type="dxa"/>
@@ -14419,12 +14049,6 @@
         </w:tc>
       </w:tr>
       <w:tr>
-        <w:tblPrEx>
-          <w:tblCellMar>
-            <w:top w:w="0" w:type="dxa"/>
-            <w:bottom w:w="0" w:type="dxa"/>
-          </w:tblCellMar>
-        </w:tblPrEx>
         <w:tc>
           <w:tcPr>
             <w:tcW w:w="2200" w:type="dxa"/>
@@ -14582,12 +14206,6 @@
         <w:gridCol w:w="1720"/>
       </w:tblGrid>
       <w:tr>
-        <w:tblPrEx>
-          <w:tblCellMar>
-            <w:top w:w="0" w:type="dxa"/>
-            <w:bottom w:w="0" w:type="dxa"/>
-          </w:tblCellMar>
-        </w:tblPrEx>
         <w:trPr>
           <w:tblHeader/>
         </w:trPr>
@@ -14758,12 +14376,6 @@
         </w:tc>
       </w:tr>
       <w:tr>
-        <w:tblPrEx>
-          <w:tblCellMar>
-            <w:top w:w="0" w:type="dxa"/>
-            <w:bottom w:w="0" w:type="dxa"/>
-          </w:tblCellMar>
-        </w:tblPrEx>
         <w:tc>
           <w:tcPr>
             <w:tcW w:w="2800" w:type="dxa"/>
@@ -14928,12 +14540,6 @@
         </w:tc>
       </w:tr>
       <w:tr>
-        <w:tblPrEx>
-          <w:tblCellMar>
-            <w:top w:w="0" w:type="dxa"/>
-            <w:bottom w:w="0" w:type="dxa"/>
-          </w:tblCellMar>
-        </w:tblPrEx>
         <w:tc>
           <w:tcPr>
             <w:tcW w:w="2800" w:type="dxa"/>
@@ -15083,12 +14689,6 @@
         </w:tc>
       </w:tr>
       <w:tr>
-        <w:tblPrEx>
-          <w:tblCellMar>
-            <w:top w:w="0" w:type="dxa"/>
-            <w:bottom w:w="0" w:type="dxa"/>
-          </w:tblCellMar>
-        </w:tblPrEx>
         <w:tc>
           <w:tcPr>
             <w:tcW w:w="2800" w:type="dxa"/>
@@ -15579,12 +15179,6 @@
         <w:gridCol w:w="2060"/>
       </w:tblGrid>
       <w:tr>
-        <w:tblPrEx>
-          <w:tblCellMar>
-            <w:top w:w="0" w:type="dxa"/>
-            <w:bottom w:w="0" w:type="dxa"/>
-          </w:tblCellMar>
-        </w:tblPrEx>
         <w:trPr>
           <w:tblHeader/>
         </w:trPr>
@@ -15755,12 +15349,6 @@
         </w:tc>
       </w:tr>
       <w:tr>
-        <w:tblPrEx>
-          <w:tblCellMar>
-            <w:top w:w="0" w:type="dxa"/>
-            <w:bottom w:w="0" w:type="dxa"/>
-          </w:tblCellMar>
-        </w:tblPrEx>
         <w:tc>
           <w:tcPr>
             <w:tcW w:w="1600" w:type="dxa"/>
@@ -15910,12 +15498,6 @@
         </w:tc>
       </w:tr>
       <w:tr>
-        <w:tblPrEx>
-          <w:tblCellMar>
-            <w:top w:w="0" w:type="dxa"/>
-            <w:bottom w:w="0" w:type="dxa"/>
-          </w:tblCellMar>
-        </w:tblPrEx>
         <w:tc>
           <w:tcPr>
             <w:tcW w:w="1600" w:type="dxa"/>
@@ -16065,12 +15647,6 @@
         </w:tc>
       </w:tr>
       <w:tr>
-        <w:tblPrEx>
-          <w:tblCellMar>
-            <w:top w:w="0" w:type="dxa"/>
-            <w:bottom w:w="0" w:type="dxa"/>
-          </w:tblCellMar>
-        </w:tblPrEx>
         <w:tc>
           <w:tcPr>
             <w:tcW w:w="1600" w:type="dxa"/>
@@ -16220,12 +15796,6 @@
         </w:tc>
       </w:tr>
       <w:tr>
-        <w:tblPrEx>
-          <w:tblCellMar>
-            <w:top w:w="0" w:type="dxa"/>
-            <w:bottom w:w="0" w:type="dxa"/>
-          </w:tblCellMar>
-        </w:tblPrEx>
         <w:tc>
           <w:tcPr>
             <w:tcW w:w="1600" w:type="dxa"/>
@@ -16375,12 +15945,6 @@
         </w:tc>
       </w:tr>
       <w:tr>
-        <w:tblPrEx>
-          <w:tblCellMar>
-            <w:top w:w="0" w:type="dxa"/>
-            <w:bottom w:w="0" w:type="dxa"/>
-          </w:tblCellMar>
-        </w:tblPrEx>
         <w:tc>
           <w:tcPr>
             <w:tcW w:w="1600" w:type="dxa"/>
@@ -16531,12 +16095,6 @@
         </w:tc>
       </w:tr>
       <w:tr>
-        <w:tblPrEx>
-          <w:tblCellMar>
-            <w:top w:w="0" w:type="dxa"/>
-            <w:bottom w:w="0" w:type="dxa"/>
-          </w:tblCellMar>
-        </w:tblPrEx>
         <w:tc>
           <w:tcPr>
             <w:tcW w:w="1600" w:type="dxa"/>
@@ -16686,12 +16244,6 @@
         </w:tc>
       </w:tr>
       <w:tr>
-        <w:tblPrEx>
-          <w:tblCellMar>
-            <w:top w:w="0" w:type="dxa"/>
-            <w:bottom w:w="0" w:type="dxa"/>
-          </w:tblCellMar>
-        </w:tblPrEx>
         <w:tc>
           <w:tcPr>
             <w:tcW w:w="1600" w:type="dxa"/>
@@ -16985,12 +16537,6 @@
         <w:gridCol w:w="2760"/>
       </w:tblGrid>
       <w:tr>
-        <w:tblPrEx>
-          <w:tblCellMar>
-            <w:top w:w="0" w:type="dxa"/>
-            <w:bottom w:w="0" w:type="dxa"/>
-          </w:tblCellMar>
-        </w:tblPrEx>
         <w:trPr>
           <w:tblHeader/>
         </w:trPr>
@@ -17128,12 +16674,6 @@
         </w:tc>
       </w:tr>
       <w:tr>
-        <w:tblPrEx>
-          <w:tblCellMar>
-            <w:top w:w="0" w:type="dxa"/>
-            <w:bottom w:w="0" w:type="dxa"/>
-          </w:tblCellMar>
-        </w:tblPrEx>
         <w:tc>
           <w:tcPr>
             <w:tcW w:w="1600" w:type="dxa"/>
@@ -17285,12 +16825,6 @@
         </w:tc>
       </w:tr>
       <w:tr>
-        <w:tblPrEx>
-          <w:tblCellMar>
-            <w:top w:w="0" w:type="dxa"/>
-            <w:bottom w:w="0" w:type="dxa"/>
-          </w:tblCellMar>
-        </w:tblPrEx>
         <w:tc>
           <w:tcPr>
             <w:tcW w:w="1600" w:type="dxa"/>
@@ -17410,12 +16944,6 @@
         </w:tc>
       </w:tr>
       <w:tr>
-        <w:tblPrEx>
-          <w:tblCellMar>
-            <w:top w:w="0" w:type="dxa"/>
-            <w:bottom w:w="0" w:type="dxa"/>
-          </w:tblCellMar>
-        </w:tblPrEx>
         <w:tc>
           <w:tcPr>
             <w:tcW w:w="1600" w:type="dxa"/>
@@ -17535,12 +17063,6 @@
         </w:tc>
       </w:tr>
       <w:tr>
-        <w:tblPrEx>
-          <w:tblCellMar>
-            <w:top w:w="0" w:type="dxa"/>
-            <w:bottom w:w="0" w:type="dxa"/>
-          </w:tblCellMar>
-        </w:tblPrEx>
         <w:tc>
           <w:tcPr>
             <w:tcW w:w="1600" w:type="dxa"/>
@@ -17676,12 +17198,6 @@
         </w:tc>
       </w:tr>
       <w:tr>
-        <w:tblPrEx>
-          <w:tblCellMar>
-            <w:top w:w="0" w:type="dxa"/>
-            <w:bottom w:w="0" w:type="dxa"/>
-          </w:tblCellMar>
-        </w:tblPrEx>
         <w:tc>
           <w:tcPr>
             <w:tcW w:w="1600" w:type="dxa"/>
@@ -17827,12 +17343,6 @@
         </w:tc>
       </w:tr>
       <w:tr>
-        <w:tblPrEx>
-          <w:tblCellMar>
-            <w:top w:w="0" w:type="dxa"/>
-            <w:bottom w:w="0" w:type="dxa"/>
-          </w:tblCellMar>
-        </w:tblPrEx>
         <w:tc>
           <w:tcPr>
             <w:tcW w:w="1600" w:type="dxa"/>
@@ -18914,12 +18424,6 @@
         <w:gridCol w:w="4160"/>
       </w:tblGrid>
       <w:tr>
-        <w:tblPrEx>
-          <w:tblCellMar>
-            <w:top w:w="0" w:type="dxa"/>
-            <w:bottom w:w="0" w:type="dxa"/>
-          </w:tblCellMar>
-        </w:tblPrEx>
         <w:trPr>
           <w:tblHeader/>
         </w:trPr>
@@ -19057,12 +18561,6 @@
         </w:tc>
       </w:tr>
       <w:tr>
-        <w:tblPrEx>
-          <w:tblCellMar>
-            <w:top w:w="0" w:type="dxa"/>
-            <w:bottom w:w="0" w:type="dxa"/>
-          </w:tblCellMar>
-        </w:tblPrEx>
         <w:tc>
           <w:tcPr>
             <w:tcW w:w="2000" w:type="dxa"/>
@@ -19191,12 +18689,6 @@
         </w:tc>
       </w:tr>
       <w:tr>
-        <w:tblPrEx>
-          <w:tblCellMar>
-            <w:top w:w="0" w:type="dxa"/>
-            <w:bottom w:w="0" w:type="dxa"/>
-          </w:tblCellMar>
-        </w:tblPrEx>
         <w:tc>
           <w:tcPr>
             <w:tcW w:w="2000" w:type="dxa"/>
@@ -19316,12 +18808,6 @@
         </w:tc>
       </w:tr>
       <w:tr>
-        <w:tblPrEx>
-          <w:tblCellMar>
-            <w:top w:w="0" w:type="dxa"/>
-            <w:bottom w:w="0" w:type="dxa"/>
-          </w:tblCellMar>
-        </w:tblPrEx>
         <w:tc>
           <w:tcPr>
             <w:tcW w:w="2000" w:type="dxa"/>
@@ -19459,12 +18945,6 @@
         </w:tc>
       </w:tr>
       <w:tr>
-        <w:tblPrEx>
-          <w:tblCellMar>
-            <w:top w:w="0" w:type="dxa"/>
-            <w:bottom w:w="0" w:type="dxa"/>
-          </w:tblCellMar>
-        </w:tblPrEx>
         <w:tc>
           <w:tcPr>
             <w:tcW w:w="2000" w:type="dxa"/>
@@ -19602,12 +19082,6 @@
         </w:tc>
       </w:tr>
       <w:tr>
-        <w:tblPrEx>
-          <w:tblCellMar>
-            <w:top w:w="0" w:type="dxa"/>
-            <w:bottom w:w="0" w:type="dxa"/>
-          </w:tblCellMar>
-        </w:tblPrEx>
         <w:tc>
           <w:tcPr>
             <w:tcW w:w="2000" w:type="dxa"/>
@@ -19731,12 +19205,6 @@
         </w:tc>
       </w:tr>
       <w:tr>
-        <w:tblPrEx>
-          <w:tblCellMar>
-            <w:top w:w="0" w:type="dxa"/>
-            <w:bottom w:w="0" w:type="dxa"/>
-          </w:tblCellMar>
-        </w:tblPrEx>
         <w:tc>
           <w:tcPr>
             <w:tcW w:w="2000" w:type="dxa"/>
@@ -19892,12 +19360,6 @@
         </w:tc>
       </w:tr>
       <w:tr>
-        <w:tblPrEx>
-          <w:tblCellMar>
-            <w:top w:w="0" w:type="dxa"/>
-            <w:bottom w:w="0" w:type="dxa"/>
-          </w:tblCellMar>
-        </w:tblPrEx>
         <w:tc>
           <w:tcPr>
             <w:tcW w:w="2000" w:type="dxa"/>
@@ -20021,12 +19483,6 @@
         </w:tc>
       </w:tr>
       <w:tr>
-        <w:tblPrEx>
-          <w:tblCellMar>
-            <w:top w:w="0" w:type="dxa"/>
-            <w:bottom w:w="0" w:type="dxa"/>
-          </w:tblCellMar>
-        </w:tblPrEx>
         <w:tc>
           <w:tcPr>
             <w:tcW w:w="2000" w:type="dxa"/>
@@ -20189,12 +19645,6 @@
         </w:tc>
       </w:tr>
       <w:tr>
-        <w:tblPrEx>
-          <w:tblCellMar>
-            <w:top w:w="0" w:type="dxa"/>
-            <w:bottom w:w="0" w:type="dxa"/>
-          </w:tblCellMar>
-        </w:tblPrEx>
         <w:tc>
           <w:tcPr>
             <w:tcW w:w="2000" w:type="dxa"/>
@@ -20314,12 +19764,6 @@
         </w:tc>
       </w:tr>
       <w:tr>
-        <w:tblPrEx>
-          <w:tblCellMar>
-            <w:top w:w="0" w:type="dxa"/>
-            <w:bottom w:w="0" w:type="dxa"/>
-          </w:tblCellMar>
-        </w:tblPrEx>
         <w:tc>
           <w:tcPr>
             <w:tcW w:w="2000" w:type="dxa"/>
@@ -20473,12 +19917,6 @@
         </w:tc>
       </w:tr>
       <w:tr>
-        <w:tblPrEx>
-          <w:tblCellMar>
-            <w:top w:w="0" w:type="dxa"/>
-            <w:bottom w:w="0" w:type="dxa"/>
-          </w:tblCellMar>
-        </w:tblPrEx>
         <w:tc>
           <w:tcPr>
             <w:tcW w:w="2000" w:type="dxa"/>
@@ -20755,12 +20193,6 @@
         <w:gridCol w:w="9360"/>
       </w:tblGrid>
       <w:tr>
-        <w:tblPrEx>
-          <w:tblCellMar>
-            <w:top w:w="0" w:type="dxa"/>
-            <w:bottom w:w="0" w:type="dxa"/>
-          </w:tblCellMar>
-        </w:tblPrEx>
         <w:tc>
           <w:tcPr>
             <w:tcW w:w="9360" w:type="dxa"/>
@@ -21078,7 +20510,7 @@
         <w:sz w:val="18"/>
         <w:szCs w:val="18"/>
       </w:rPr>
-      <w:t>20</w:t>
+      <w:t>21</w:t>
     </w:r>
     <w:r>
       <w:rPr>
